--- a/docx/Техническое задание.docx
+++ b/docx/Техническое задание.docx
@@ -240,8 +240,17 @@
           <w:rFonts w:cs="Times New Roman"/>
           <w:szCs w:val="28"/>
         </w:rPr>
-        <w:t>__________ А.Е. Бегайдаров</w:t>
-      </w:r>
+        <w:t xml:space="preserve">__________ А.Е. </w:t>
+      </w:r>
+      <w:proofErr w:type="spellStart"/>
+      <w:r>
+        <w:rPr>
+          <w:rFonts w:cs="Times New Roman"/>
+          <w:szCs w:val="28"/>
+        </w:rPr>
+        <w:t>Бегайдаров</w:t>
+      </w:r>
+      <w:proofErr w:type="spellEnd"/>
     </w:p>
     <w:p>
       <w:pPr>
@@ -382,7 +391,23 @@
           <w:rFonts w:cs="Times New Roman"/>
           <w:szCs w:val="28"/>
         </w:rPr>
-        <w:t xml:space="preserve">                                                                       _______ __________ А.А. Калентьев </w:t>
+        <w:t xml:space="preserve">                                                                       _______ __________ А.А. </w:t>
+      </w:r>
+      <w:proofErr w:type="spellStart"/>
+      <w:r>
+        <w:rPr>
+          <w:rFonts w:cs="Times New Roman"/>
+          <w:szCs w:val="28"/>
+        </w:rPr>
+        <w:t>Калентьев</w:t>
+      </w:r>
+      <w:proofErr w:type="spellEnd"/>
+      <w:r>
+        <w:rPr>
+          <w:rFonts w:cs="Times New Roman"/>
+          <w:szCs w:val="28"/>
+        </w:rPr>
+        <w:t xml:space="preserve"> </w:t>
       </w:r>
     </w:p>
     <w:p>
@@ -2695,28 +2720,16 @@
         <w:ind w:firstLine="709"/>
         <w:jc w:val="both"/>
       </w:pPr>
-      <w:commentRangeStart w:id="3"/>
-      <w:commentRangeStart w:id="4"/>
-      <w:r>
-        <w:t>Заказчиком работ является: кандидат технических наук, доцент кафедры компьютерных систем в управлении и проектировании (КСУП) Калентьев Алексей Анатольевич.</w:t>
-      </w:r>
-      <w:commentRangeEnd w:id="3"/>
-      <w:r>
-        <w:rPr>
-          <w:rStyle w:val="af"/>
-          <w:sz w:val="28"/>
-          <w:szCs w:val="22"/>
-        </w:rPr>
-        <w:commentReference w:id="3"/>
-      </w:r>
-      <w:commentRangeEnd w:id="4"/>
-      <w:r>
-        <w:rPr>
-          <w:rStyle w:val="af"/>
-          <w:sz w:val="28"/>
-          <w:szCs w:val="22"/>
-        </w:rPr>
-        <w:commentReference w:id="4"/>
+      <w:r>
+        <w:t xml:space="preserve">Заказчиком работ является: кандидат технических наук, доцент кафедры компьютерных систем в управлении и проектировании (КСУП) </w:t>
+      </w:r>
+      <w:proofErr w:type="spellStart"/>
+      <w:r>
+        <w:t>Калентьев</w:t>
+      </w:r>
+      <w:proofErr w:type="spellEnd"/>
+      <w:r>
+        <w:t xml:space="preserve"> Алексей Анатольевич.</w:t>
       </w:r>
     </w:p>
     <w:p>
@@ -2742,7 +2755,23 @@
         <w:t xml:space="preserve">: </w:t>
       </w:r>
       <w:r>
-        <w:t>студент кафедры компьютерных систем в управлении и проектировании (КСУП) Бегайдаров Ануар Ерланович, группа 583-1.</w:t>
+        <w:t xml:space="preserve">студент кафедры компьютерных систем в управлении и проектировании (КСУП) </w:t>
+      </w:r>
+      <w:proofErr w:type="spellStart"/>
+      <w:r>
+        <w:t>Бегайдаров</w:t>
+      </w:r>
+      <w:proofErr w:type="spellEnd"/>
+      <w:r>
+        <w:t xml:space="preserve"> Ануар </w:t>
+      </w:r>
+      <w:proofErr w:type="spellStart"/>
+      <w:r>
+        <w:t>Ерланович</w:t>
+      </w:r>
+      <w:proofErr w:type="spellEnd"/>
+      <w:r>
+        <w:t>, группа 583-1.</w:t>
       </w:r>
     </w:p>
     <w:p>
@@ -2781,7 +2810,7 @@
           <w:szCs w:val="28"/>
         </w:rPr>
       </w:pPr>
-      <w:bookmarkStart w:id="5" w:name="_Toc240445242"/>
+      <w:bookmarkStart w:id="3" w:name="_Toc240445242"/>
       <w:r>
         <w:rPr>
           <w:rFonts w:ascii="Times New Roman" w:hAnsi="Times New Roman" w:cs="Times New Roman"/>
@@ -2793,7 +2822,7 @@
         </w:rPr>
         <w:t>1.3 Перечень документов, на основании которых создается АС</w:t>
       </w:r>
-      <w:bookmarkEnd w:id="5"/>
+      <w:bookmarkEnd w:id="3"/>
     </w:p>
     <w:p>
       <w:pPr>
@@ -2878,7 +2907,7 @@
           <w:szCs w:val="28"/>
         </w:rPr>
       </w:pPr>
-      <w:bookmarkStart w:id="6" w:name="_Toc240445243"/>
+      <w:bookmarkStart w:id="4" w:name="_Toc240445243"/>
       <w:r>
         <w:rPr>
           <w:rFonts w:ascii="Times New Roman" w:hAnsi="Times New Roman" w:cs="Times New Roman"/>
@@ -2890,7 +2919,7 @@
         </w:rPr>
         <w:t>1.4 Плановые сроки начала и окончания работ по созданию АС</w:t>
       </w:r>
-      <w:bookmarkEnd w:id="6"/>
+      <w:bookmarkEnd w:id="4"/>
     </w:p>
     <w:p>
       <w:pPr>
@@ -2958,7 +2987,7 @@
           <w:szCs w:val="28"/>
         </w:rPr>
       </w:pPr>
-      <w:bookmarkStart w:id="7" w:name="_Toc240445244"/>
+      <w:bookmarkStart w:id="5" w:name="_Toc240445244"/>
       <w:r>
         <w:rPr>
           <w:rFonts w:ascii="Times New Roman" w:hAnsi="Times New Roman" w:cs="Times New Roman"/>
@@ -2971,7 +3000,7 @@
         <w:lastRenderedPageBreak/>
         <w:t>2 ЦЕЛИ И НАЗНАЧЕНИЕ СОЗДАНИЯ АВТОМАТИЗИРОВАННОЙ СИСТЕМЫ</w:t>
       </w:r>
-      <w:bookmarkEnd w:id="7"/>
+      <w:bookmarkEnd w:id="5"/>
     </w:p>
     <w:p>
       <w:pPr>
@@ -2993,7 +3022,7 @@
           <w:szCs w:val="28"/>
         </w:rPr>
       </w:pPr>
-      <w:bookmarkStart w:id="8" w:name="_Toc240445245"/>
+      <w:bookmarkStart w:id="6" w:name="_Toc240445245"/>
       <w:r>
         <w:rPr>
           <w:rFonts w:ascii="Times New Roman" w:hAnsi="Times New Roman" w:cs="Times New Roman"/>
@@ -3005,7 +3034,7 @@
         </w:rPr>
         <w:t>2.1 Цели создания АС</w:t>
       </w:r>
-      <w:bookmarkEnd w:id="8"/>
+      <w:bookmarkEnd w:id="6"/>
     </w:p>
     <w:p>
       <w:pPr>
@@ -3092,7 +3121,7 @@
           <w:szCs w:val="28"/>
         </w:rPr>
       </w:pPr>
-      <w:bookmarkStart w:id="9" w:name="_Toc240445246"/>
+      <w:bookmarkStart w:id="7" w:name="_Toc240445246"/>
       <w:r>
         <w:rPr>
           <w:rFonts w:ascii="Times New Roman" w:hAnsi="Times New Roman" w:cs="Times New Roman"/>
@@ -3104,7 +3133,7 @@
         </w:rPr>
         <w:t>2.2 Назначение АС</w:t>
       </w:r>
-      <w:bookmarkEnd w:id="9"/>
+      <w:bookmarkEnd w:id="7"/>
     </w:p>
     <w:p>
       <w:pPr>
@@ -3183,7 +3212,7 @@
                     </pic:cNvPicPr>
                   </pic:nvPicPr>
                   <pic:blipFill>
-                    <a:blip r:embed="rId12">
+                    <a:blip r:embed="rId8">
                       <a:extLst>
                         <a:ext uri="{28A0092B-C50C-407E-A947-70E740481C1C}">
                           <a14:useLocalDpi xmlns:a14="http://schemas.microsoft.com/office/drawing/2010/main" val="0"/>
@@ -3269,7 +3298,7 @@
           <w:szCs w:val="28"/>
         </w:rPr>
       </w:pPr>
-      <w:bookmarkStart w:id="10" w:name="_Toc240445247"/>
+      <w:bookmarkStart w:id="8" w:name="_Toc240445247"/>
       <w:r>
         <w:rPr>
           <w:rFonts w:ascii="Times New Roman" w:hAnsi="Times New Roman" w:cs="Times New Roman"/>
@@ -3282,7 +3311,7 @@
         <w:lastRenderedPageBreak/>
         <w:t>3 ТРЕБОВАНИЯ К АВТОМАТИЗИРОВАННОЙ СИСТЕМЕ</w:t>
       </w:r>
-      <w:bookmarkEnd w:id="10"/>
+      <w:bookmarkEnd w:id="8"/>
     </w:p>
     <w:p>
       <w:pPr>
@@ -3305,7 +3334,7 @@
           <w:szCs w:val="28"/>
         </w:rPr>
       </w:pPr>
-      <w:bookmarkStart w:id="11" w:name="_Toc240445248"/>
+      <w:bookmarkStart w:id="9" w:name="_Toc240445248"/>
       <w:r>
         <w:rPr>
           <w:rFonts w:ascii="Times New Roman" w:hAnsi="Times New Roman" w:cs="Times New Roman"/>
@@ -3317,7 +3346,7 @@
         </w:rPr>
         <w:t>3.1 Требования к структуре АС в целом</w:t>
       </w:r>
-      <w:bookmarkEnd w:id="11"/>
+      <w:bookmarkEnd w:id="9"/>
     </w:p>
     <w:p>
       <w:pPr>
@@ -3421,10 +3450,6 @@
         <w:ind w:firstLine="709"/>
         <w:jc w:val="both"/>
       </w:pPr>
-      <w:commentRangeStart w:id="12"/>
-      <w:commentRangeStart w:id="13"/>
-      <w:commentRangeStart w:id="14"/>
-      <w:commentRangeStart w:id="15"/>
       <w:r>
         <w:rPr>
           <w:b/>
@@ -3440,42 +3465,6 @@
       <w:r>
         <w:t>:</w:t>
       </w:r>
-      <w:commentRangeEnd w:id="12"/>
-      <w:r>
-        <w:rPr>
-          <w:rStyle w:val="af"/>
-          <w:sz w:val="28"/>
-          <w:szCs w:val="22"/>
-        </w:rPr>
-        <w:commentReference w:id="12"/>
-      </w:r>
-      <w:commentRangeEnd w:id="13"/>
-      <w:r>
-        <w:rPr>
-          <w:rStyle w:val="af"/>
-          <w:sz w:val="28"/>
-          <w:szCs w:val="22"/>
-        </w:rPr>
-        <w:commentReference w:id="13"/>
-      </w:r>
-      <w:commentRangeEnd w:id="14"/>
-      <w:r>
-        <w:rPr>
-          <w:rStyle w:val="af"/>
-          <w:sz w:val="28"/>
-          <w:szCs w:val="22"/>
-        </w:rPr>
-        <w:commentReference w:id="14"/>
-      </w:r>
-      <w:commentRangeEnd w:id="15"/>
-      <w:r>
-        <w:rPr>
-          <w:rStyle w:val="af"/>
-          <w:sz w:val="28"/>
-          <w:szCs w:val="22"/>
-        </w:rPr>
-        <w:commentReference w:id="15"/>
-      </w:r>
     </w:p>
     <w:p>
       <w:pPr>
@@ -3489,8 +3478,6 @@
       <w:r>
         <w:t xml:space="preserve"> </w:t>
       </w:r>
-      <w:commentRangeStart w:id="16"/>
-      <w:commentRangeStart w:id="17"/>
       <w:r>
         <w:t>д</w:t>
       </w:r>
@@ -3607,24 +3594,6 @@
       </m:oMath>
       <w:r>
         <w:t>;</w:t>
-      </w:r>
-      <w:commentRangeEnd w:id="16"/>
-      <w:r>
-        <w:rPr>
-          <w:rStyle w:val="af"/>
-          <w:sz w:val="28"/>
-          <w:szCs w:val="22"/>
-        </w:rPr>
-        <w:commentReference w:id="16"/>
-      </w:r>
-      <w:commentRangeEnd w:id="17"/>
-      <w:r>
-        <w:rPr>
-          <w:rStyle w:val="af"/>
-          <w:sz w:val="28"/>
-          <w:szCs w:val="22"/>
-        </w:rPr>
-        <w:commentReference w:id="17"/>
       </w:r>
     </w:p>
     <w:p>
@@ -4016,7 +3985,6 @@
         <m:r>
           <w:rPr>
             <w:rFonts w:ascii="Cambria Math" w:eastAsiaTheme="minorEastAsia" w:hAnsi="Cambria Math"/>
-            <w:lang w:val="en-US"/>
           </w:rPr>
           <m:t>0</m:t>
         </m:r>
@@ -4287,7 +4255,6 @@
             <m:r>
               <w:rPr>
                 <w:rFonts w:ascii="Cambria Math" w:eastAsiaTheme="minorEastAsia" w:hAnsi="Cambria Math"/>
-                <w:lang w:val="en-US"/>
               </w:rPr>
               <m:t>0</m:t>
             </m:r>
@@ -4534,8 +4501,6 @@
       <w:r>
         <w:t>2 (</w:t>
       </w:r>
-      <w:commentRangeStart w:id="18"/>
-      <w:commentRangeStart w:id="19"/>
       <w:r>
         <w:t>25</w:t>
       </w:r>
@@ -4545,24 +4510,6 @@
       <w:r>
         <w:t>мм</w:t>
       </w:r>
-      <w:commentRangeEnd w:id="18"/>
-      <w:r>
-        <w:rPr>
-          <w:rStyle w:val="af"/>
-          <w:sz w:val="28"/>
-          <w:szCs w:val="22"/>
-        </w:rPr>
-        <w:commentReference w:id="18"/>
-      </w:r>
-      <w:commentRangeEnd w:id="19"/>
-      <w:r>
-        <w:rPr>
-          <w:rStyle w:val="af"/>
-          <w:sz w:val="28"/>
-          <w:szCs w:val="22"/>
-        </w:rPr>
-        <w:commentReference w:id="19"/>
-      </w:r>
       <w:r>
         <w:t>)</w:t>
       </w:r>
@@ -4633,36 +4580,12 @@
           <w:bCs/>
         </w:rPr>
       </w:pPr>
-      <w:commentRangeStart w:id="20"/>
-      <w:commentRangeStart w:id="21"/>
       <w:r>
         <w:rPr>
           <w:b/>
           <w:bCs/>
         </w:rPr>
         <w:t>3.1.3 Показатели назначения</w:t>
-      </w:r>
-      <w:commentRangeEnd w:id="20"/>
-      <w:r>
-        <w:rPr>
-          <w:rStyle w:val="af"/>
-          <w:b/>
-          <w:bCs/>
-          <w:sz w:val="28"/>
-          <w:szCs w:val="22"/>
-        </w:rPr>
-        <w:commentReference w:id="20"/>
-      </w:r>
-      <w:commentRangeEnd w:id="21"/>
-      <w:r>
-        <w:rPr>
-          <w:rStyle w:val="af"/>
-          <w:b/>
-          <w:bCs/>
-          <w:sz w:val="28"/>
-          <w:szCs w:val="22"/>
-        </w:rPr>
-        <w:commentReference w:id="21"/>
       </w:r>
     </w:p>
     <w:p>
@@ -4812,8 +4735,6 @@
         <w:ind w:firstLine="709"/>
         <w:jc w:val="both"/>
       </w:pPr>
-      <w:commentRangeStart w:id="22"/>
-      <w:commentRangeStart w:id="23"/>
       <w:r>
         <w:t>Дополнительные требования к безопасности плагина</w:t>
       </w:r>
@@ -4838,24 +4759,6 @@
       <w:r>
         <w:t>.</w:t>
       </w:r>
-      <w:commentRangeEnd w:id="22"/>
-      <w:r>
-        <w:rPr>
-          <w:rStyle w:val="af"/>
-          <w:sz w:val="28"/>
-          <w:szCs w:val="22"/>
-        </w:rPr>
-        <w:commentReference w:id="22"/>
-      </w:r>
-      <w:commentRangeEnd w:id="23"/>
-      <w:r>
-        <w:rPr>
-          <w:rStyle w:val="af"/>
-          <w:sz w:val="28"/>
-          <w:szCs w:val="22"/>
-        </w:rPr>
-        <w:commentReference w:id="23"/>
-      </w:r>
     </w:p>
     <w:p>
       <w:pPr>
@@ -4898,13 +4801,26 @@
         <w:jc w:val="both"/>
       </w:pPr>
       <w:r>
-        <w:t>Пользовательские интерфейсы для всех подсистем, разработанных в рамках создания системы должны быть выполнены в виде desktop</w:t>
-      </w:r>
+        <w:t xml:space="preserve">Пользовательские интерфейсы для всех подсистем, разработанных в рамках создания системы должны быть выполнены в виде </w:t>
+      </w:r>
+      <w:proofErr w:type="spellStart"/>
+      <w:r>
+        <w:t>desktop</w:t>
+      </w:r>
+      <w:proofErr w:type="spellEnd"/>
       <w:r>
         <w:t>-</w:t>
       </w:r>
       <w:r>
-        <w:t>интерфейсов с помощью фреймворков WindowsForms, WPF или аналогичных им, позволяющих создавать пользовательские интерфейсы для ОС Windows 10 и выше.</w:t>
+        <w:t xml:space="preserve">интерфейсов с помощью фреймворков </w:t>
+      </w:r>
+      <w:proofErr w:type="spellStart"/>
+      <w:r>
+        <w:t>WindowsForms</w:t>
+      </w:r>
+      <w:proofErr w:type="spellEnd"/>
+      <w:r>
+        <w:t>, WPF или аналогичных им, позволяющих создавать пользовательские интерфейсы для ОС Windows 10 и выше.</w:t>
       </w:r>
     </w:p>
     <w:p>
@@ -4924,7 +4840,15 @@
         <w:jc w:val="both"/>
       </w:pPr>
       <w:r>
-        <w:t>Элементы интерфейса должны отвечать рекомендациям по верстке интерфейсов desktop-приложений указанным в источнике [1].</w:t>
+        <w:t xml:space="preserve">Элементы интерфейса должны отвечать рекомендациям по верстке интерфейсов </w:t>
+      </w:r>
+      <w:proofErr w:type="spellStart"/>
+      <w:r>
+        <w:t>desktop</w:t>
+      </w:r>
+      <w:proofErr w:type="spellEnd"/>
+      <w:r>
+        <w:t>-приложений указанным в источнике [1].</w:t>
       </w:r>
     </w:p>
     <w:p>
@@ -5227,9 +5151,7 @@
           <w:szCs w:val="28"/>
         </w:rPr>
       </w:pPr>
-      <w:bookmarkStart w:id="24" w:name="_Toc240445249"/>
-      <w:commentRangeStart w:id="25"/>
-      <w:commentRangeStart w:id="26"/>
+      <w:bookmarkStart w:id="10" w:name="_Toc240445249"/>
       <w:r>
         <w:rPr>
           <w:rFonts w:ascii="Times New Roman" w:hAnsi="Times New Roman" w:cs="Times New Roman"/>
@@ -5241,11 +5163,118 @@
         </w:rPr>
         <w:t>3.2 Требования к функциям (задачам), выполняемым АС</w:t>
       </w:r>
-      <w:bookmarkEnd w:id="24"/>
-      <w:commentRangeEnd w:id="25"/>
-      <w:r>
-        <w:rPr>
-          <w:rStyle w:val="af"/>
+      <w:bookmarkEnd w:id="10"/>
+    </w:p>
+    <w:p>
+      <w:pPr>
+        <w:spacing w:after="0" w:line="360" w:lineRule="auto"/>
+        <w:ind w:firstLine="709"/>
+        <w:jc w:val="both"/>
+      </w:pPr>
+    </w:p>
+    <w:p>
+      <w:pPr>
+        <w:spacing w:after="0" w:line="360" w:lineRule="auto"/>
+        <w:jc w:val="center"/>
+        <w:rPr>
+          <w:b/>
+          <w:bCs/>
+        </w:rPr>
+      </w:pPr>
+      <w:r>
+        <w:rPr>
+          <w:b/>
+          <w:bCs/>
+        </w:rPr>
+        <w:t>3.2.1 Перечень функций, задач или их комплексов</w:t>
+      </w:r>
+    </w:p>
+    <w:p>
+      <w:pPr>
+        <w:spacing w:after="0" w:line="360" w:lineRule="auto"/>
+        <w:jc w:val="center"/>
+        <w:rPr>
+          <w:b/>
+          <w:bCs/>
+        </w:rPr>
+      </w:pPr>
+    </w:p>
+    <w:p>
+      <w:pPr>
+        <w:spacing w:after="0" w:line="360" w:lineRule="auto"/>
+        <w:ind w:firstLine="709"/>
+        <w:jc w:val="both"/>
+      </w:pPr>
+      <w:r>
+        <w:t>Кр</w:t>
+      </w:r>
+      <w:r>
+        <w:t>о</w:t>
+      </w:r>
+      <w:r>
+        <w:t>нштейн для гитары</w:t>
+      </w:r>
+      <w:r>
+        <w:t xml:space="preserve"> </w:t>
+      </w:r>
+      <w:r>
+        <w:t>— это</w:t>
+      </w:r>
+      <w:r>
+        <w:t xml:space="preserve"> </w:t>
+      </w:r>
+      <w:r>
+        <w:t>специальное настенное крепление, которое удерживает музыкальный инструмент в подвешенном состоянии за грифовую часть</w:t>
+      </w:r>
+      <w:r>
+        <w:t>.</w:t>
+      </w:r>
+      <w:r>
+        <w:t xml:space="preserve"> </w:t>
+      </w:r>
+      <w:r>
+        <w:t xml:space="preserve">Поскольку большинство гитар имеют схожую радиальную или трапециевидную форму верхней части грифа, для автоматизации проектирования достаточно создать одну универсальную параметрическую </w:t>
+      </w:r>
+      <w:r>
+        <w:lastRenderedPageBreak/>
+        <w:t>модель секции держателя с возможностью точной подгонки размеров под конкретный тип инструмента</w:t>
+      </w:r>
+      <w:r>
+        <w:t>.</w:t>
+      </w:r>
+    </w:p>
+    <w:p>
+      <w:pPr>
+        <w:spacing w:after="0" w:line="360" w:lineRule="auto"/>
+        <w:ind w:firstLine="709"/>
+        <w:jc w:val="both"/>
+      </w:pPr>
+      <w:r>
+        <w:t>В рамках задачи должен быть спроектирован и реализован механизм задания параметров с проверкой их корректности, а также разработана система взаимодействия с API САПР “</w:t>
+      </w:r>
+      <w:r>
+        <w:t>КОМПАС-3D</w:t>
+      </w:r>
+      <w:r>
+        <w:t>”,</w:t>
+      </w:r>
+      <w:r>
+        <w:t xml:space="preserve"> производящая автоматическое построение трехмерной модели кронштейна для гитары по заданным пользователем параметрам. </w:t>
+      </w:r>
+    </w:p>
+    <w:p>
+      <w:pPr>
+        <w:spacing w:after="0" w:line="360" w:lineRule="auto"/>
+        <w:ind w:firstLine="709"/>
+        <w:jc w:val="both"/>
+      </w:pPr>
+    </w:p>
+    <w:p>
+      <w:pPr>
+        <w:pStyle w:val="2"/>
+        <w:spacing w:before="0" w:after="0" w:line="360" w:lineRule="auto"/>
+        <w:jc w:val="center"/>
+        <w:rPr>
           <w:rFonts w:ascii="Times New Roman" w:hAnsi="Times New Roman" w:cs="Times New Roman"/>
           <w:b/>
           <w:bCs/>
@@ -5253,12 +5282,10 @@
           <w:sz w:val="28"/>
           <w:szCs w:val="28"/>
         </w:rPr>
-        <w:commentReference w:id="25"/>
-      </w:r>
-      <w:commentRangeEnd w:id="26"/>
-      <w:r>
-        <w:rPr>
-          <w:rStyle w:val="af"/>
+      </w:pPr>
+      <w:bookmarkStart w:id="11" w:name="_Toc240445250"/>
+      <w:r>
+        <w:rPr>
           <w:rFonts w:ascii="Times New Roman" w:hAnsi="Times New Roman" w:cs="Times New Roman"/>
           <w:b/>
           <w:bCs/>
@@ -5266,140 +5293,9 @@
           <w:sz w:val="28"/>
           <w:szCs w:val="28"/>
         </w:rPr>
-        <w:commentReference w:id="26"/>
-      </w:r>
-    </w:p>
-    <w:p>
-      <w:pPr>
-        <w:spacing w:after="0" w:line="360" w:lineRule="auto"/>
-        <w:ind w:firstLine="709"/>
-        <w:jc w:val="both"/>
-      </w:pPr>
-    </w:p>
-    <w:p>
-      <w:pPr>
-        <w:spacing w:after="0" w:line="360" w:lineRule="auto"/>
-        <w:jc w:val="center"/>
-        <w:rPr>
-          <w:b/>
-          <w:bCs/>
-        </w:rPr>
-      </w:pPr>
-      <w:r>
-        <w:rPr>
-          <w:b/>
-          <w:bCs/>
-        </w:rPr>
-        <w:t>3.2.1 Перечень функций, задач или их комплексов</w:t>
-      </w:r>
-    </w:p>
-    <w:p>
-      <w:pPr>
-        <w:spacing w:after="0" w:line="360" w:lineRule="auto"/>
-        <w:jc w:val="center"/>
-        <w:rPr>
-          <w:b/>
-          <w:bCs/>
-        </w:rPr>
-      </w:pPr>
-    </w:p>
-    <w:p>
-      <w:pPr>
-        <w:spacing w:after="0" w:line="360" w:lineRule="auto"/>
-        <w:ind w:firstLine="709"/>
-        <w:jc w:val="both"/>
-      </w:pPr>
-      <w:r>
-        <w:t>Кр</w:t>
-      </w:r>
-      <w:r>
-        <w:t>о</w:t>
-      </w:r>
-      <w:r>
-        <w:t>нштейн для гитары</w:t>
-      </w:r>
-      <w:r>
-        <w:t xml:space="preserve"> </w:t>
-      </w:r>
-      <w:r>
-        <w:t>— это</w:t>
-      </w:r>
-      <w:r>
-        <w:t xml:space="preserve"> </w:t>
-      </w:r>
-      <w:r>
-        <w:t>специальное настенное крепление, которое удерживает музыкальный инструмент в подвешенном состоянии за грифовую часть</w:t>
-      </w:r>
-      <w:r>
-        <w:t>.</w:t>
-      </w:r>
-      <w:r>
-        <w:t xml:space="preserve"> </w:t>
-      </w:r>
-      <w:r>
-        <w:t xml:space="preserve">Поскольку большинство гитар имеют схожую радиальную или трапециевидную форму верхней части грифа, для автоматизации проектирования достаточно создать одну универсальную параметрическую </w:t>
-      </w:r>
-      <w:r>
-        <w:lastRenderedPageBreak/>
-        <w:t>модель секции держателя с возможностью точной подгонки размеров под конкретный тип инструмента</w:t>
-      </w:r>
-      <w:r>
-        <w:t>.</w:t>
-      </w:r>
-    </w:p>
-    <w:p>
-      <w:pPr>
-        <w:spacing w:after="0" w:line="360" w:lineRule="auto"/>
-        <w:ind w:firstLine="709"/>
-        <w:jc w:val="both"/>
-      </w:pPr>
-      <w:r>
-        <w:t>В рамках задачи должен быть спроектирован и реализован механизм задания параметров с проверкой их корректности, а также разработана система взаимодействия с API САПР “</w:t>
-      </w:r>
-      <w:r>
-        <w:t>КОМПАС-3D</w:t>
-      </w:r>
-      <w:r>
-        <w:t>”,</w:t>
-      </w:r>
-      <w:r>
-        <w:t xml:space="preserve"> производящая автоматическое построение трехмерной модели кронштейна для гитары по заданным пользователем параметрам. </w:t>
-      </w:r>
-    </w:p>
-    <w:p>
-      <w:pPr>
-        <w:spacing w:after="0" w:line="360" w:lineRule="auto"/>
-        <w:ind w:firstLine="709"/>
-        <w:jc w:val="both"/>
-      </w:pPr>
-    </w:p>
-    <w:p>
-      <w:pPr>
-        <w:pStyle w:val="2"/>
-        <w:spacing w:before="0" w:after="0" w:line="360" w:lineRule="auto"/>
-        <w:jc w:val="center"/>
-        <w:rPr>
-          <w:rFonts w:ascii="Times New Roman" w:hAnsi="Times New Roman" w:cs="Times New Roman"/>
-          <w:b/>
-          <w:bCs/>
-          <w:color w:val="auto"/>
-          <w:sz w:val="28"/>
-          <w:szCs w:val="28"/>
-        </w:rPr>
-      </w:pPr>
-      <w:bookmarkStart w:id="27" w:name="_Toc240445250"/>
-      <w:r>
-        <w:rPr>
-          <w:rFonts w:ascii="Times New Roman" w:hAnsi="Times New Roman" w:cs="Times New Roman"/>
-          <w:b/>
-          <w:bCs/>
-          <w:color w:val="auto"/>
-          <w:sz w:val="28"/>
-          <w:szCs w:val="28"/>
-        </w:rPr>
         <w:t>3.3 Требования к видам обеспечения АС</w:t>
       </w:r>
-      <w:bookmarkEnd w:id="27"/>
+      <w:bookmarkEnd w:id="11"/>
     </w:p>
     <w:p>
       <w:pPr>
@@ -5879,7 +5775,7 @@
           <w:color w:val="auto"/>
         </w:rPr>
       </w:pPr>
-      <w:bookmarkStart w:id="28" w:name="_Toc240445251"/>
+      <w:bookmarkStart w:id="12" w:name="_Toc240445251"/>
       <w:r>
         <w:rPr>
           <w:rFonts w:ascii="Times New Roman" w:hAnsi="Times New Roman" w:cs="Times New Roman"/>
@@ -5892,7 +5788,7 @@
         <w:lastRenderedPageBreak/>
         <w:t>3.4 Общие технические требования к АС</w:t>
       </w:r>
-      <w:bookmarkEnd w:id="28"/>
+      <w:bookmarkEnd w:id="12"/>
     </w:p>
     <w:p>
       <w:pPr>
@@ -5915,12 +5811,12 @@
       <w:pPr>
         <w:spacing w:line="259" w:lineRule="auto"/>
         <w:sectPr>
-          <w:headerReference w:type="even" r:id="rId13"/>
-          <w:headerReference w:type="default" r:id="rId14"/>
-          <w:footerReference w:type="even" r:id="rId15"/>
-          <w:footerReference w:type="default" r:id="rId16"/>
-          <w:headerReference w:type="first" r:id="rId17"/>
-          <w:footerReference w:type="first" r:id="rId18"/>
+          <w:headerReference w:type="even" r:id="rId9"/>
+          <w:headerReference w:type="default" r:id="rId10"/>
+          <w:footerReference w:type="even" r:id="rId11"/>
+          <w:footerReference w:type="default" r:id="rId12"/>
+          <w:headerReference w:type="first" r:id="rId13"/>
+          <w:footerReference w:type="first" r:id="rId14"/>
           <w:pgSz w:w="11906" w:h="16838" w:code="9"/>
           <w:pgMar w:top="1134" w:right="851" w:bottom="1134" w:left="1701" w:header="709" w:footer="709" w:gutter="0"/>
           <w:cols w:space="708"/>
@@ -5946,7 +5842,7 @@
           <w:szCs w:val="28"/>
         </w:rPr>
       </w:pPr>
-      <w:bookmarkStart w:id="29" w:name="_Toc240445252"/>
+      <w:bookmarkStart w:id="13" w:name="_Toc240445252"/>
       <w:r>
         <w:rPr>
           <w:rFonts w:ascii="Times New Roman" w:hAnsi="Times New Roman" w:cs="Times New Roman"/>
@@ -5959,7 +5855,7 @@
         <w:lastRenderedPageBreak/>
         <w:t>4 СОСТАВ И СОДЕРЖАНИЕ РАБОТ ПО СОЗДАНИЮ АВТОМАТИЗИРОВАННОЙ СИСТЕМЫ</w:t>
       </w:r>
-      <w:bookmarkEnd w:id="29"/>
+      <w:bookmarkEnd w:id="13"/>
     </w:p>
     <w:p>
       <w:pPr>
@@ -6033,28 +5929,8 @@
             <w:pPr>
               <w:jc w:val="center"/>
             </w:pPr>
-            <w:commentRangeStart w:id="30"/>
-            <w:commentRangeStart w:id="31"/>
             <w:r>
               <w:t>Этап</w:t>
-            </w:r>
-            <w:commentRangeEnd w:id="30"/>
-            <w:r>
-              <w:rPr>
-                <w:rStyle w:val="af"/>
-                <w:sz w:val="28"/>
-                <w:szCs w:val="22"/>
-              </w:rPr>
-              <w:commentReference w:id="30"/>
-            </w:r>
-            <w:commentRangeEnd w:id="31"/>
-            <w:r>
-              <w:rPr>
-                <w:rStyle w:val="af"/>
-                <w:sz w:val="28"/>
-                <w:szCs w:val="22"/>
-              </w:rPr>
-              <w:commentReference w:id="31"/>
             </w:r>
           </w:p>
         </w:tc>
@@ -6716,7 +6592,7 @@
           <w:szCs w:val="28"/>
         </w:rPr>
       </w:pPr>
-      <w:bookmarkStart w:id="32" w:name="_Toc240445253"/>
+      <w:bookmarkStart w:id="14" w:name="_Toc240445253"/>
       <w:r>
         <w:rPr>
           <w:rFonts w:ascii="Times New Roman" w:hAnsi="Times New Roman" w:cs="Times New Roman"/>
@@ -6729,7 +6605,7 @@
         <w:lastRenderedPageBreak/>
         <w:t>5 ПОРЯДОК РАЗРАБОТКИ АВТОМАТИЗИРОВАННОЙ СИСТЕМЫ</w:t>
       </w:r>
-      <w:bookmarkEnd w:id="32"/>
+      <w:bookmarkEnd w:id="14"/>
     </w:p>
     <w:p>
       <w:pPr>
@@ -6751,7 +6627,7 @@
           <w:szCs w:val="28"/>
         </w:rPr>
       </w:pPr>
-      <w:bookmarkStart w:id="33" w:name="_Toc240445254"/>
+      <w:bookmarkStart w:id="15" w:name="_Toc240445254"/>
       <w:r>
         <w:rPr>
           <w:rFonts w:ascii="Times New Roman" w:hAnsi="Times New Roman" w:cs="Times New Roman"/>
@@ -6763,7 +6639,7 @@
         </w:rPr>
         <w:t>5.1 Порядок организации разработки АС</w:t>
       </w:r>
-      <w:bookmarkEnd w:id="33"/>
+      <w:bookmarkEnd w:id="15"/>
     </w:p>
     <w:p>
       <w:pPr>
@@ -6802,7 +6678,7 @@
           <w:szCs w:val="28"/>
         </w:rPr>
       </w:pPr>
-      <w:bookmarkStart w:id="34" w:name="_Toc240445255"/>
+      <w:bookmarkStart w:id="16" w:name="_Toc240445255"/>
       <w:r>
         <w:rPr>
           <w:rFonts w:ascii="Times New Roman" w:hAnsi="Times New Roman" w:cs="Times New Roman"/>
@@ -6814,7 +6690,7 @@
         </w:rPr>
         <w:t>5.2 Перечень документов и исходных данных для разработки АС</w:t>
       </w:r>
-      <w:bookmarkEnd w:id="34"/>
+      <w:bookmarkEnd w:id="16"/>
     </w:p>
     <w:p>
       <w:pPr>
@@ -6923,7 +6799,7 @@
           <w:szCs w:val="28"/>
         </w:rPr>
       </w:pPr>
-      <w:bookmarkStart w:id="35" w:name="_Toc240445256"/>
+      <w:bookmarkStart w:id="17" w:name="_Toc240445256"/>
       <w:r>
         <w:rPr>
           <w:rFonts w:ascii="Times New Roman" w:hAnsi="Times New Roman" w:cs="Times New Roman"/>
@@ -6935,7 +6811,7 @@
         </w:rPr>
         <w:t>5.3 Перечень документов, предъявляемых по окончании соответствующих этапов работ</w:t>
       </w:r>
-      <w:bookmarkEnd w:id="35"/>
+      <w:bookmarkEnd w:id="17"/>
     </w:p>
     <w:p>
       <w:pPr>
@@ -7018,7 +6894,7 @@
           <w:szCs w:val="28"/>
         </w:rPr>
       </w:pPr>
-      <w:bookmarkStart w:id="36" w:name="_Toc240445257"/>
+      <w:bookmarkStart w:id="18" w:name="_Toc240445257"/>
       <w:r>
         <w:rPr>
           <w:rFonts w:ascii="Times New Roman" w:hAnsi="Times New Roman" w:cs="Times New Roman"/>
@@ -7031,7 +6907,7 @@
         <w:lastRenderedPageBreak/>
         <w:t>6 ПОРЯДОК КОНТРОЛЯ И ПРИЕМКИ АВТОМАТИЗИРОВАННОЙ СИСТЕМЫ</w:t>
       </w:r>
-      <w:bookmarkEnd w:id="36"/>
+      <w:bookmarkEnd w:id="18"/>
     </w:p>
     <w:p>
       <w:pPr>
@@ -7054,7 +6930,7 @@
           <w:szCs w:val="28"/>
         </w:rPr>
       </w:pPr>
-      <w:bookmarkStart w:id="37" w:name="_Toc240445258"/>
+      <w:bookmarkStart w:id="19" w:name="_Toc240445258"/>
       <w:r>
         <w:rPr>
           <w:rFonts w:ascii="Times New Roman" w:hAnsi="Times New Roman" w:cs="Times New Roman"/>
@@ -7066,7 +6942,7 @@
         </w:rPr>
         <w:t>6.1 Виды, состав и методы испытаний АС и ее составных частей</w:t>
       </w:r>
-      <w:bookmarkEnd w:id="37"/>
+      <w:bookmarkEnd w:id="19"/>
     </w:p>
     <w:p>
       <w:pPr>
@@ -7209,7 +7085,7 @@
           <w:szCs w:val="28"/>
         </w:rPr>
       </w:pPr>
-      <w:bookmarkStart w:id="38" w:name="_Toc240445259"/>
+      <w:bookmarkStart w:id="20" w:name="_Toc240445259"/>
       <w:r>
         <w:rPr>
           <w:rFonts w:ascii="Times New Roman" w:hAnsi="Times New Roman" w:cs="Times New Roman"/>
@@ -7221,7 +7097,7 @@
         </w:rPr>
         <w:t>6.2 Общие требования к приёмке работ по стадиям</w:t>
       </w:r>
-      <w:bookmarkEnd w:id="38"/>
+      <w:bookmarkEnd w:id="20"/>
     </w:p>
     <w:p>
       <w:pPr>
@@ -7296,7 +7172,7 @@
           <w:szCs w:val="28"/>
         </w:rPr>
       </w:pPr>
-      <w:bookmarkStart w:id="39" w:name="_Toc240445260"/>
+      <w:bookmarkStart w:id="21" w:name="_Toc240445260"/>
       <w:r>
         <w:rPr>
           <w:rFonts w:ascii="Times New Roman" w:hAnsi="Times New Roman" w:cs="Times New Roman"/>
@@ -7309,7 +7185,7 @@
         <w:lastRenderedPageBreak/>
         <w:t>7 ТРЕБОВАНИЯ К ДОКУМЕНТИРОВАНИЮ</w:t>
       </w:r>
-      <w:bookmarkEnd w:id="39"/>
+      <w:bookmarkEnd w:id="21"/>
     </w:p>
     <w:p>
       <w:pPr>
@@ -7349,7 +7225,7 @@
           <w:szCs w:val="28"/>
         </w:rPr>
       </w:pPr>
-      <w:bookmarkStart w:id="40" w:name="_Toc240445261"/>
+      <w:bookmarkStart w:id="22" w:name="_Toc240445261"/>
       <w:r>
         <w:rPr>
           <w:rFonts w:ascii="Times New Roman" w:hAnsi="Times New Roman" w:cs="Times New Roman"/>
@@ -7361,7 +7237,7 @@
         </w:rPr>
         <w:t>7.1 Перечень подлежащих разработке документов</w:t>
       </w:r>
-      <w:bookmarkEnd w:id="40"/>
+      <w:bookmarkEnd w:id="22"/>
     </w:p>
     <w:p>
       <w:pPr>
@@ -7401,7 +7277,7 @@
           <w:szCs w:val="28"/>
         </w:rPr>
       </w:pPr>
-      <w:bookmarkStart w:id="41" w:name="_Toc240445262"/>
+      <w:bookmarkStart w:id="23" w:name="_Toc240445262"/>
       <w:r>
         <w:rPr>
           <w:rFonts w:ascii="Times New Roman" w:hAnsi="Times New Roman" w:cs="Times New Roman"/>
@@ -7413,23 +7289,39 @@
         </w:rPr>
         <w:t>7.2 Вид представления и количество документов</w:t>
       </w:r>
-      <w:bookmarkEnd w:id="41"/>
-    </w:p>
-    <w:p>
-      <w:pPr>
-        <w:spacing w:after="0" w:line="360" w:lineRule="auto"/>
-        <w:ind w:firstLine="709"/>
-        <w:jc w:val="both"/>
-      </w:pPr>
-    </w:p>
-    <w:p>
-      <w:pPr>
-        <w:spacing w:after="0" w:line="360" w:lineRule="auto"/>
-        <w:ind w:firstLine="709"/>
-        <w:jc w:val="both"/>
-      </w:pPr>
-      <w:r>
-        <w:t>Нижеперечисленные документы к АС предоставляются в электронном виде в форматах .docx и .pdf по одному экземпляру каждый:</w:t>
+      <w:bookmarkEnd w:id="23"/>
+    </w:p>
+    <w:p>
+      <w:pPr>
+        <w:spacing w:after="0" w:line="360" w:lineRule="auto"/>
+        <w:ind w:firstLine="709"/>
+        <w:jc w:val="both"/>
+      </w:pPr>
+    </w:p>
+    <w:p>
+      <w:pPr>
+        <w:spacing w:after="0" w:line="360" w:lineRule="auto"/>
+        <w:ind w:firstLine="709"/>
+        <w:jc w:val="both"/>
+      </w:pPr>
+      <w:r>
+        <w:t>Нижеперечисленные документы к АС предоставляются в электронном виде в форматах .</w:t>
+      </w:r>
+      <w:proofErr w:type="spellStart"/>
+      <w:r>
+        <w:t>docx</w:t>
+      </w:r>
+      <w:proofErr w:type="spellEnd"/>
+      <w:r>
+        <w:t xml:space="preserve"> и .</w:t>
+      </w:r>
+      <w:proofErr w:type="spellStart"/>
+      <w:r>
+        <w:t>pdf</w:t>
+      </w:r>
+      <w:proofErr w:type="spellEnd"/>
+      <w:r>
+        <w:t xml:space="preserve"> по одному экземпляру каждый:</w:t>
       </w:r>
     </w:p>
     <w:p>
@@ -7493,7 +7385,7 @@
           <w:szCs w:val="28"/>
         </w:rPr>
       </w:pPr>
-      <w:bookmarkStart w:id="42" w:name="_Toc240445263"/>
+      <w:bookmarkStart w:id="24" w:name="_Toc240445263"/>
       <w:r>
         <w:rPr>
           <w:rFonts w:ascii="Times New Roman" w:hAnsi="Times New Roman" w:cs="Times New Roman"/>
@@ -7505,7 +7397,7 @@
         </w:rPr>
         <w:t>7.3 Требования по использованию ЕСКД и ЕСПД при разработке документов</w:t>
       </w:r>
-      <w:bookmarkEnd w:id="42"/>
+      <w:bookmarkEnd w:id="24"/>
     </w:p>
     <w:p>
       <w:pPr>
@@ -7684,7 +7576,7 @@
           <w:szCs w:val="28"/>
         </w:rPr>
       </w:pPr>
-      <w:bookmarkStart w:id="43" w:name="_Toc240445264"/>
+      <w:bookmarkStart w:id="25" w:name="_Toc240445264"/>
       <w:r>
         <w:rPr>
           <w:rFonts w:ascii="Times New Roman" w:hAnsi="Times New Roman" w:cs="Times New Roman"/>
@@ -7697,7 +7589,7 @@
         <w:lastRenderedPageBreak/>
         <w:t>8 ИСТОЧНИКИ РАЗРАБОТКИ</w:t>
       </w:r>
-      <w:bookmarkEnd w:id="43"/>
+      <w:bookmarkEnd w:id="25"/>
     </w:p>
     <w:p>
       <w:pPr>
@@ -7726,7 +7618,23 @@
         <w:jc w:val="both"/>
       </w:pPr>
       <w:r>
-        <w:t>1. Новые технологии в программировании: учебное пособие / А. А. Калентьев, Д. В. Гарайс, А. Е. Горяинов — Томск: Эль Контент, 2014. — 176 с.</w:t>
+        <w:t xml:space="preserve">1. Новые технологии в программировании: учебное пособие / А. А. </w:t>
+      </w:r>
+      <w:proofErr w:type="spellStart"/>
+      <w:r>
+        <w:t>Калентьев</w:t>
+      </w:r>
+      <w:proofErr w:type="spellEnd"/>
+      <w:r>
+        <w:t xml:space="preserve">, Д. В. </w:t>
+      </w:r>
+      <w:proofErr w:type="spellStart"/>
+      <w:r>
+        <w:t>Гарайс</w:t>
+      </w:r>
+      <w:proofErr w:type="spellEnd"/>
+      <w:r>
+        <w:t>, А. Е. Горяинов — Томск: Эль Контент, 2014. — 176 с.</w:t>
       </w:r>
     </w:p>
     <w:p>
@@ -7786,17 +7694,33 @@
         <w:jc w:val="both"/>
       </w:pPr>
       <w:r>
-        <w:t>7. Введение в UML от создателей языка [Текст]: руководство пользователя / Г. Буч, Д. Рамбо, И. Якобсон. - 2-е изд. - М.: ДМК Пресс, 2012. - 494 с.: ил. - (Классика программирования). - Предм. указ.: с. 483- 493. - ISBN 978-5-94074-644-7;</w:t>
-      </w:r>
-    </w:p>
-    <w:p>
-      <w:pPr>
-        <w:spacing w:after="0" w:line="360" w:lineRule="auto"/>
-        <w:ind w:firstLine="709"/>
-        <w:jc w:val="both"/>
-      </w:pPr>
-      <w:r>
-        <w:t>8. Ли. К. Основы САПР (CAD/CAM/CAE). – Спб.:«Питер», 2004. – 560с.</w:t>
+        <w:t xml:space="preserve">7. Введение в UML от создателей языка [Текст]: руководство пользователя / Г. Буч, Д. Рамбо, И. Якобсон. - 2-е изд. - М.: ДМК Пресс, 2012. - 494 с.: ил. - (Классика программирования). - </w:t>
+      </w:r>
+      <w:proofErr w:type="spellStart"/>
+      <w:r>
+        <w:t>Предм</w:t>
+      </w:r>
+      <w:proofErr w:type="spellEnd"/>
+      <w:r>
+        <w:t>. указ.: с. 483- 493. - ISBN 978-5-94074-644-7;</w:t>
+      </w:r>
+    </w:p>
+    <w:p>
+      <w:pPr>
+        <w:spacing w:after="0" w:line="360" w:lineRule="auto"/>
+        <w:ind w:firstLine="709"/>
+        <w:jc w:val="both"/>
+      </w:pPr>
+      <w:r>
+        <w:t xml:space="preserve">8. Ли. К. Основы САПР (CAD/CAM/CAE). – </w:t>
+      </w:r>
+      <w:proofErr w:type="spellStart"/>
+      <w:r>
+        <w:t>Спб</w:t>
+      </w:r>
+      <w:proofErr w:type="spellEnd"/>
+      <w:r>
+        <w:t>.:«Питер», 2004. – 560с.</w:t>
       </w:r>
     </w:p>
     <w:sectPr>
@@ -7807,378 +7731,6 @@
     </w:sectPr>
   </w:body>
 </w:document>
-</file>
-
-<file path=word/comments.xml><?xml version="1.0" encoding="utf-8"?>
-<w:comments xmlns:wpc="http://schemas.microsoft.com/office/word/2010/wordprocessingCanvas" xmlns:cx="http://schemas.microsoft.com/office/drawing/2014/chartex" xmlns:cx1="http://schemas.microsoft.com/office/drawing/2015/9/8/chartex" xmlns:cx2="http://schemas.microsoft.com/office/drawing/2015/10/21/chartex" xmlns:cx3="http://schemas.microsoft.com/office/drawing/2016/5/9/chartex" xmlns:cx4="http://schemas.microsoft.com/office/drawing/2016/5/10/chartex" xmlns:cx5="http://schemas.microsoft.com/office/drawing/2016/5/11/chartex" xmlns:cx6="http://schemas.microsoft.com/office/drawing/2016/5/12/chartex" xmlns:cx7="http://schemas.microsoft.com/office/drawing/2016/5/13/chartex" xmlns:cx8="http://schemas.microsoft.com/office/drawing/2016/5/14/chartex" xmlns:mc="http://schemas.openxmlformats.org/markup-compatibility/2006" xmlns:aink="http://schemas.microsoft.com/office/drawing/2016/ink" xmlns:am3d="http://schemas.microsoft.com/office/drawing/2017/model3d" xmlns:o="urn:schemas-microsoft-com:office:office" xmlns:oel="http://schemas.microsoft.com/office/2019/extlst" xmlns:r="http://schemas.openxmlformats.org/officeDocument/2006/relationships" xmlns:m="http://schemas.openxmlformats.org/officeDocument/2006/math" xmlns:v="urn:schemas-microsoft-com:vml" xmlns:wp14="http://schemas.microsoft.com/office/word/2010/wordprocessingDrawing" xmlns:wp="http://schemas.openxmlformats.org/drawingml/2006/wordprocessingDrawing" xmlns:w10="urn:schemas-microsoft-com:office:word" xmlns:w="http://schemas.openxmlformats.org/wordprocessingml/2006/main" xmlns:w14="http://schemas.microsoft.com/office/word/2010/wordml" xmlns:w15="http://schemas.microsoft.com/office/word/2012/wordml" xmlns:w16cex="http://schemas.microsoft.com/office/word/2018/wordml/cex" xmlns:w16cid="http://schemas.microsoft.com/office/word/2016/wordml/cid" xmlns:w16="http://schemas.microsoft.com/office/word/2018/wordml" xmlns:w16du="http://schemas.microsoft.com/office/word/2023/wordml/word16du" xmlns:w16sdtdh="http://schemas.microsoft.com/office/word/2020/wordml/sdtdatahash" xmlns:w16sdtfl="http://schemas.microsoft.com/office/word/2024/wordml/sdtformatlock" xmlns:w16se="http://schemas.microsoft.com/office/word/2015/wordml/symex" xmlns:wpg="http://schemas.microsoft.com/office/word/2010/wordprocessingGroup" xmlns:wpi="http://schemas.microsoft.com/office/word/2010/wordprocessingInk" xmlns:wne="http://schemas.microsoft.com/office/word/2006/wordml" xmlns:wps="http://schemas.microsoft.com/office/word/2010/wordprocessingShape" mc:Ignorable="w14 w15 w16se w16cid w16 w16cex w16sdtdh w16sdtfl w16du wp14">
-  <w:comment w:id="3" w:author="Kalentyev Alexey" w:date="2026-10-07T11:30:00Z" w:initials="KA">
-    <w:p>
-      <w:pPr>
-        <w:pStyle w:val="af0"/>
-      </w:pPr>
-      <w:r>
-        <w:rPr>
-          <w:rStyle w:val="af"/>
-        </w:rPr>
-        <w:annotationRef/>
-      </w:r>
-      <w:r>
-        <w:t>Укажите наименование организации-заказчика и отдельно её представителя. ФИО преподавателя, должность и адрес можно сохранить.</w:t>
-      </w:r>
-    </w:p>
-  </w:comment>
-  <w:comment w:id="4" w:author="Ануар" w:date="2026-10-18T18:34:00Z" w:initials="А">
-    <w:p>
-      <w:pPr>
-        <w:pStyle w:val="af0"/>
-      </w:pPr>
-      <w:r>
-        <w:rPr>
-          <w:rStyle w:val="af"/>
-        </w:rPr>
-        <w:annotationRef/>
-      </w:r>
-      <w:r>
-        <w:t>+</w:t>
-      </w:r>
-    </w:p>
-  </w:comment>
-  <w:comment w:id="12" w:author="Kalentyev Alexey" w:date="2026-09-23T03:56:00Z" w:initials="KA">
-    <w:p>
-      <w:r>
-        <w:annotationRef/>
-      </w:r>
-      <w:r>
-        <w:t>Задайте положительные нижние границы для l1 и b1 и допустимые диапазоны с учетом L и B. Явно опишите обратную проверку: ввод l1 ограничивает L снизу, ввод b1 ограничивает B снизу; неправильные сочетания должны отклоняться при изменении любого параметра.</w:t>
-      </w:r>
-      <w:r>
-        <w:br/>
-        <w:t>Неравенства l1≤L−20 и b1≤B−40 задают только верхнюю границу, поэтому формально допускают нулевые и отрицательные размеры пазов.</w:t>
-      </w:r>
-    </w:p>
-  </w:comment>
-  <w:comment w:id="13" w:author="Ануар" w:date="2026-10-06T10:39:00Z" w:initials="А">
-    <w:p>
-      <w:pPr>
-        <w:pStyle w:val="af0"/>
-      </w:pPr>
-      <w:r>
-        <w:rPr>
-          <w:rStyle w:val="af"/>
-        </w:rPr>
-        <w:annotationRef/>
-      </w:r>
-      <w:r>
-        <w:t>+</w:t>
-      </w:r>
-    </w:p>
-  </w:comment>
-  <w:comment w:id="14" w:author="Kalentyev Alexey" w:date="2026-10-07T11:34:00Z" w:initials="KA">
-    <w:p>
-      <w:pPr>
-        <w:pStyle w:val="af0"/>
-      </w:pPr>
-      <w:r>
-        <w:rPr>
-          <w:rStyle w:val="af"/>
-        </w:rPr>
-        <w:annotationRef/>
-      </w:r>
-      <w:r>
-        <w:t>На странице 6 добавлены положительные диапазоны l1=70–90 мм и b1=60–80 мм, сохранены ограничения l1≤L−20 и b1≤B−40 и сообщения об ошибках. Однако не описано изменение допустимых диапазонов в обе стороны и отклонение неверного сочетания при изменении L или B. Следует явно задать l1∈[70,min(90,L−20)], L∈[max(90,l1+20),110], b1∈[60,min(80,B−40)], B∈[max(100,b1+40),120] и проверку при изменении любого связанного параметра без автоматической подмены введённых значений.</w:t>
-      </w:r>
-    </w:p>
-  </w:comment>
-  <w:comment w:id="15" w:author="Ануар" w:date="2026-10-18T18:37:00Z" w:initials="А">
-    <w:p>
-      <w:pPr>
-        <w:pStyle w:val="af0"/>
-        <w:rPr>
-          <w:lang w:val="en-US"/>
-        </w:rPr>
-      </w:pPr>
-      <w:r>
-        <w:rPr>
-          <w:rStyle w:val="af"/>
-        </w:rPr>
-        <w:annotationRef/>
-      </w:r>
-      <w:r>
-        <w:rPr>
-          <w:lang w:val="en-US"/>
-        </w:rPr>
-        <w:t>+</w:t>
-      </w:r>
-    </w:p>
-  </w:comment>
-  <w:comment w:id="16" w:author="Kalentyev Alexey" w:date="2026-10-07T11:30:00Z" w:initials="KA">
-    <w:p>
-      <w:pPr>
-        <w:pStyle w:val="af0"/>
-      </w:pPr>
-      <w:r>
-        <w:rPr>
-          <w:rStyle w:val="af"/>
-        </w:rPr>
-        <w:annotationRef/>
-      </w:r>
-      <w:r>
-        <w:t>Отделите числа от обозначений единиц неразрывным пробелом: «90 – 110 мм», «6 мм», «4 мм» и аналогично в остальных размерах. В п. 3.3.5 замените «24гб» на «24 ГБ».</w:t>
-      </w:r>
-    </w:p>
-  </w:comment>
-  <w:comment w:id="17" w:author="Ануар" w:date="2026-10-15T22:23:00Z" w:initials="А">
-    <w:p>
-      <w:pPr>
-        <w:pStyle w:val="af0"/>
-      </w:pPr>
-      <w:r>
-        <w:rPr>
-          <w:rStyle w:val="af"/>
-        </w:rPr>
-        <w:annotationRef/>
-      </w:r>
-      <w:r>
-        <w:t>+</w:t>
-      </w:r>
-    </w:p>
-  </w:comment>
-  <w:comment w:id="18" w:author="Kalentyev Alexey" w:date="2026-10-07T11:31:00Z" w:initials="KA">
-    <w:p>
-      <w:pPr>
-        <w:pStyle w:val="af0"/>
-      </w:pPr>
-      <w:r>
-        <w:rPr>
-          <w:rStyle w:val="af"/>
-        </w:rPr>
-        <w:annotationRef/>
-      </w:r>
-      <w:r>
-        <w:t>Удалите отдельную строку с дефисом после параметра b2 и завершите перечень констант точкой.</w:t>
-      </w:r>
-    </w:p>
-  </w:comment>
-  <w:comment w:id="19" w:author="Ануар" w:date="2026-10-15T22:17:00Z" w:initials="А">
-    <w:p>
-      <w:pPr>
-        <w:pStyle w:val="af0"/>
-      </w:pPr>
-      <w:r>
-        <w:rPr>
-          <w:rStyle w:val="af"/>
-        </w:rPr>
-        <w:annotationRef/>
-      </w:r>
-      <w:r>
-        <w:t>+</w:t>
-      </w:r>
-    </w:p>
-  </w:comment>
-  <w:comment w:id="20" w:author="Kalentyev Alexey" w:date="2026-10-07T11:31:00Z" w:initials="KA">
-    <w:p>
-      <w:pPr>
-        <w:pStyle w:val="af0"/>
-      </w:pPr>
-      <w:r>
-        <w:rPr>
-          <w:rStyle w:val="af"/>
-        </w:rPr>
-        <w:annotationRef/>
-      </w:r>
-      <w:r>
-        <w:t>Отделите заголовки пунктов от предшествующего и последующего текста пустой строкой. Проверьте пп. 3.1.1–3.1.12, 3.2.1 и 3.3.1–3.3.7.</w:t>
-      </w:r>
-    </w:p>
-  </w:comment>
-  <w:comment w:id="21" w:author="Ануар" w:date="2026-10-15T22:21:00Z" w:initials="А">
-    <w:p>
-      <w:pPr>
-        <w:pStyle w:val="af0"/>
-      </w:pPr>
-      <w:r>
-        <w:rPr>
-          <w:rStyle w:val="af"/>
-        </w:rPr>
-        <w:annotationRef/>
-      </w:r>
-      <w:r>
-        <w:t>+</w:t>
-      </w:r>
-    </w:p>
-  </w:comment>
-  <w:comment w:id="22" w:author="Kalentyev Alexey" w:date="2026-10-07T11:32:00Z" w:initials="KA">
-    <w:p>
-      <w:pPr>
-        <w:pStyle w:val="af0"/>
-      </w:pPr>
-      <w:r>
-        <w:rPr>
-          <w:rStyle w:val="af"/>
-        </w:rPr>
-        <w:annotationRef/>
-      </w:r>
-      <w:r>
-        <w:t>Завершите формулировку: перечислите дополнительные требования к безопасности либо явно укажите, что они не предъявляются.</w:t>
-      </w:r>
-    </w:p>
-  </w:comment>
-  <w:comment w:id="23" w:author="Ануар" w:date="2026-10-15T22:07:00Z" w:initials="А">
-    <w:p>
-      <w:pPr>
-        <w:pStyle w:val="af0"/>
-      </w:pPr>
-      <w:r>
-        <w:rPr>
-          <w:rStyle w:val="af"/>
-        </w:rPr>
-        <w:annotationRef/>
-      </w:r>
-      <w:r>
-        <w:t>+</w:t>
-      </w:r>
-    </w:p>
-  </w:comment>
-  <w:comment w:id="25" w:author="Kalentyev Alexey" w:date="2026-10-07T11:32:00Z" w:initials="KA">
-    <w:p>
-      <w:pPr>
-        <w:pStyle w:val="af0"/>
-      </w:pPr>
-      <w:r>
-        <w:rPr>
-          <w:rStyle w:val="af"/>
-        </w:rPr>
-        <w:annotationRef/>
-      </w:r>
-      <w:r>
-        <w:t>Перенесите заголовок 3.2 на страницу с заголовком 3.2.1 и началом текста. Настройте сохранение всей последовательности заголовков с последующим абзацем.</w:t>
-      </w:r>
-    </w:p>
-  </w:comment>
-  <w:comment w:id="26" w:author="Ануар" w:date="2026-10-15T22:08:00Z" w:initials="А">
-    <w:p>
-      <w:pPr>
-        <w:pStyle w:val="af0"/>
-      </w:pPr>
-      <w:r>
-        <w:rPr>
-          <w:rStyle w:val="af"/>
-        </w:rPr>
-        <w:annotationRef/>
-      </w:r>
-      <w:r>
-        <w:t>+</w:t>
-      </w:r>
-    </w:p>
-  </w:comment>
-  <w:comment w:id="30" w:author="Kalentyev Alexey" w:date="2026-10-07T11:33:00Z" w:initials="KA">
-    <w:p>
-      <w:pPr>
-        <w:pStyle w:val="af0"/>
-      </w:pPr>
-      <w:r>
-        <w:rPr>
-          <w:rStyle w:val="af"/>
-        </w:rPr>
-        <w:annotationRef/>
-      </w:r>
-      <w:r>
-        <w:t>Установите в ячейках таблицы одинарный межстрочный интервал. Увеличьте ширину первой графы, чтобы слово «Этап» не разрывалось. В подписи сохраните название плагина «Кронштейн для гитары» без изменения падежа внутри кавычек.</w:t>
-      </w:r>
-    </w:p>
-  </w:comment>
-  <w:comment w:id="31" w:author="Ануар" w:date="2026-10-15T22:16:00Z" w:initials="А">
-    <w:p>
-      <w:pPr>
-        <w:pStyle w:val="af0"/>
-        <w:rPr>
-          <w:lang w:val="en-US"/>
-        </w:rPr>
-      </w:pPr>
-      <w:r>
-        <w:rPr>
-          <w:rStyle w:val="af"/>
-        </w:rPr>
-        <w:annotationRef/>
-      </w:r>
-      <w:r>
-        <w:rPr>
-          <w:lang w:val="en-US"/>
-        </w:rPr>
-        <w:t>+</w:t>
-      </w:r>
-    </w:p>
-  </w:comment>
-</w:comments>
-</file>
-
-<file path=word/commentsExtended.xml><?xml version="1.0" encoding="utf-8"?>
-<w15:commentsEx xmlns:wpc="http://schemas.microsoft.com/office/word/2010/wordprocessingCanvas" xmlns:cx="http://schemas.microsoft.com/office/drawing/2014/chartex" xmlns:cx1="http://schemas.microsoft.com/office/drawing/2015/9/8/chartex" xmlns:cx2="http://schemas.microsoft.com/office/drawing/2015/10/21/chartex" xmlns:cx3="http://schemas.microsoft.com/office/drawing/2016/5/9/chartex" xmlns:cx4="http://schemas.microsoft.com/office/drawing/2016/5/10/chartex" xmlns:cx5="http://schemas.microsoft.com/office/drawing/2016/5/11/chartex" xmlns:cx6="http://schemas.microsoft.com/office/drawing/2016/5/12/chartex" xmlns:cx7="http://schemas.microsoft.com/office/drawing/2016/5/13/chartex" xmlns:cx8="http://schemas.microsoft.com/office/drawing/2016/5/14/chartex" xmlns:mc="http://schemas.openxmlformats.org/markup-compatibility/2006" xmlns:aink="http://schemas.microsoft.com/office/drawing/2016/ink" xmlns:am3d="http://schemas.microsoft.com/office/drawing/2017/model3d" xmlns:o="urn:schemas-microsoft-com:office:office" xmlns:oel="http://schemas.microsoft.com/office/2019/extlst" xmlns:r="http://schemas.openxmlformats.org/officeDocument/2006/relationships" xmlns:m="http://schemas.openxmlformats.org/officeDocument/2006/math" xmlns:v="urn:schemas-microsoft-com:vml" xmlns:wp14="http://schemas.microsoft.com/office/word/2010/wordprocessingDrawing" xmlns:wp="http://schemas.openxmlformats.org/drawingml/2006/wordprocessingDrawing" xmlns:w10="urn:schemas-microsoft-com:office:word" xmlns:w="http://schemas.openxmlformats.org/wordprocessingml/2006/main" xmlns:w14="http://schemas.microsoft.com/office/word/2010/wordml" xmlns:w15="http://schemas.microsoft.com/office/word/2012/wordml" xmlns:w16cex="http://schemas.microsoft.com/office/word/2018/wordml/cex" xmlns:w16cid="http://schemas.microsoft.com/office/word/2016/wordml/cid" xmlns:w16="http://schemas.microsoft.com/office/word/2018/wordml" xmlns:w16du="http://schemas.microsoft.com/office/word/2023/wordml/word16du" xmlns:w16sdtdh="http://schemas.microsoft.com/office/word/2020/wordml/sdtdatahash" xmlns:w16sdtfl="http://schemas.microsoft.com/office/word/2024/wordml/sdtformatlock" xmlns:w16se="http://schemas.microsoft.com/office/word/2015/wordml/symex" xmlns:wpg="http://schemas.microsoft.com/office/word/2010/wordprocessingGroup" xmlns:wpi="http://schemas.microsoft.com/office/word/2010/wordprocessingInk" xmlns:wne="http://schemas.microsoft.com/office/word/2006/wordml" xmlns:wps="http://schemas.microsoft.com/office/word/2010/wordprocessingShape" mc:Ignorable="w14 w15 w16se w16cid w16 w16cex w16sdtdh w16sdtfl w16du wp14">
-  <w15:commentEx w15:paraId="660C3008" w15:done="0"/>
-  <w15:commentEx w15:paraId="4E0064F2" w15:paraIdParent="660C3008" w15:done="0"/>
-  <w15:commentEx w15:paraId="14C97614" w15:done="0"/>
-  <w15:commentEx w15:paraId="1B4BF29D" w15:paraIdParent="14C97614" w15:done="0"/>
-  <w15:commentEx w15:paraId="0B5ABF10" w15:paraIdParent="14C97614" w15:done="0"/>
-  <w15:commentEx w15:paraId="351C5247" w15:paraIdParent="14C97614" w15:done="0"/>
-  <w15:commentEx w15:paraId="1B142231" w15:done="0"/>
-  <w15:commentEx w15:paraId="12DD232F" w15:paraIdParent="1B142231" w15:done="0"/>
-  <w15:commentEx w15:paraId="31A6ACBE" w15:done="0"/>
-  <w15:commentEx w15:paraId="67A34554" w15:paraIdParent="31A6ACBE" w15:done="0"/>
-  <w15:commentEx w15:paraId="3A1980E9" w15:done="0"/>
-  <w15:commentEx w15:paraId="260EFC75" w15:paraIdParent="3A1980E9" w15:done="0"/>
-  <w15:commentEx w15:paraId="36D0C529" w15:done="0"/>
-  <w15:commentEx w15:paraId="274DB17A" w15:paraIdParent="36D0C529" w15:done="0"/>
-  <w15:commentEx w15:paraId="2BD1A544" w15:done="0"/>
-  <w15:commentEx w15:paraId="1D885CEA" w15:paraIdParent="2BD1A544" w15:done="0"/>
-  <w15:commentEx w15:paraId="6308056F" w15:done="0"/>
-  <w15:commentEx w15:paraId="58440A38" w15:paraIdParent="6308056F" w15:done="0"/>
-</w15:commentsEx>
-</file>
-
-<file path=word/commentsExtensible.xml><?xml version="1.0" encoding="utf-8"?>
-<w16cex:commentsExtensible xmlns:wpc="http://schemas.microsoft.com/office/word/2010/wordprocessingCanvas" xmlns:cx="http://schemas.microsoft.com/office/drawing/2014/chartex" xmlns:cx1="http://schemas.microsoft.com/office/drawing/2015/9/8/chartex" xmlns:cx2="http://schemas.microsoft.com/office/drawing/2015/10/21/chartex" xmlns:cx3="http://schemas.microsoft.com/office/drawing/2016/5/9/chartex" xmlns:cx4="http://schemas.microsoft.com/office/drawing/2016/5/10/chartex" xmlns:cx5="http://schemas.microsoft.com/office/drawing/2016/5/11/chartex" xmlns:cx6="http://schemas.microsoft.com/office/drawing/2016/5/12/chartex" xmlns:cx7="http://schemas.microsoft.com/office/drawing/2016/5/13/chartex" xmlns:cx8="http://schemas.microsoft.com/office/drawing/2016/5/14/chartex" xmlns:cr="http://schemas.microsoft.com/office/comments/2020/reactions" xmlns:mc="http://schemas.openxmlformats.org/markup-compatibility/2006" xmlns:aink="http://schemas.microsoft.com/office/drawing/2016/ink" xmlns:am3d="http://schemas.microsoft.com/office/drawing/2017/model3d" xmlns:o="urn:schemas-microsoft-com:office:office" xmlns:oel="http://schemas.microsoft.com/office/2019/extlst" xmlns:r="http://schemas.openxmlformats.org/officeDocument/2006/relationships" xmlns:m="http://schemas.openxmlformats.org/officeDocument/2006/math" xmlns:v="urn:schemas-microsoft-com:vml" xmlns:wp14="http://schemas.microsoft.com/office/word/2010/wordprocessingDrawing" xmlns:wp="http://schemas.openxmlformats.org/drawingml/2006/wordprocessingDrawing" xmlns:w10="urn:schemas-microsoft-com:office:word" xmlns:w="http://schemas.openxmlformats.org/wordprocessingml/2006/main" xmlns:w14="http://schemas.microsoft.com/office/word/2010/wordml" xmlns:w15="http://schemas.microsoft.com/office/word/2012/wordml" xmlns:w16cex="http://schemas.microsoft.com/office/word/2018/wordml/cex" xmlns:w16cid="http://schemas.microsoft.com/office/word/2016/wordml/cid" xmlns:w16="http://schemas.microsoft.com/office/word/2018/wordml" xmlns:w16du="http://schemas.microsoft.com/office/word/2023/wordml/word16du" xmlns:w16sdtdh="http://schemas.microsoft.com/office/word/2020/wordml/sdtdatahash" xmlns:w16sdtfl="http://schemas.microsoft.com/office/word/2024/wordml/sdtformatlock" xmlns:w16se="http://schemas.microsoft.com/office/word/2015/wordml/symex" xmlns:wpg="http://schemas.microsoft.com/office/word/2010/wordprocessingGroup" xmlns:wpi="http://schemas.microsoft.com/office/word/2010/wordprocessingInk" xmlns:wne="http://schemas.microsoft.com/office/word/2006/wordml" xmlns:wps="http://schemas.microsoft.com/office/word/2010/wordprocessingShape" mc:Ignorable="w14 w15 w16se w16cid w16 w16cex w16sdtdh w16sdtfl cr w16du wp14">
-  <w16cex:commentExtensible w16cex:durableId="5E21962B" w16cex:dateUtc="2026-10-07T04:30:00Z"/>
-  <w16cex:commentExtensible w16cex:durableId="4203DA4E" w16cex:dateUtc="2026-10-18T11:34:00Z"/>
-  <w16cex:commentExtensible w16cex:durableId="217F8712" w16cex:dateUtc="2026-09-23T03:56:00Z"/>
-  <w16cex:commentExtensible w16cex:durableId="15FDE724" w16cex:dateUtc="2026-10-06T03:39:00Z"/>
-  <w16cex:commentExtensible w16cex:durableId="2E608D3F" w16cex:dateUtc="2026-10-07T04:34:00Z"/>
-  <w16cex:commentExtensible w16cex:durableId="76609341" w16cex:dateUtc="2026-10-18T11:37:00Z"/>
-  <w16cex:commentExtensible w16cex:durableId="2E0D59E7" w16cex:dateUtc="2026-10-07T04:30:00Z"/>
-  <w16cex:commentExtensible w16cex:durableId="3ACE0505" w16cex:dateUtc="2026-10-15T15:23:00Z"/>
-  <w16cex:commentExtensible w16cex:durableId="3F39003C" w16cex:dateUtc="2026-10-07T04:31:00Z"/>
-  <w16cex:commentExtensible w16cex:durableId="2CADDBC2" w16cex:dateUtc="2026-10-15T15:17:00Z"/>
-  <w16cex:commentExtensible w16cex:durableId="71CDDA25" w16cex:dateUtc="2026-10-07T04:31:00Z"/>
-  <w16cex:commentExtensible w16cex:durableId="24A68BEE" w16cex:dateUtc="2026-10-15T15:21:00Z"/>
-  <w16cex:commentExtensible w16cex:durableId="252F1E42" w16cex:dateUtc="2026-10-07T04:32:00Z"/>
-  <w16cex:commentExtensible w16cex:durableId="097922D0" w16cex:dateUtc="2026-10-15T15:07:00Z"/>
-  <w16cex:commentExtensible w16cex:durableId="4FDC037D" w16cex:dateUtc="2026-10-07T04:32:00Z"/>
-  <w16cex:commentExtensible w16cex:durableId="60F09170" w16cex:dateUtc="2026-10-15T15:08:00Z"/>
-  <w16cex:commentExtensible w16cex:durableId="28559C3E" w16cex:dateUtc="2026-10-07T04:33:00Z"/>
-  <w16cex:commentExtensible w16cex:durableId="0DFF5D15" w16cex:dateUtc="2026-10-15T15:16:00Z"/>
-</w16cex:commentsExtensible>
-</file>
-
-<file path=word/commentsIds.xml><?xml version="1.0" encoding="utf-8"?>
-<w16cid:commentsIds xmlns:wpc="http://schemas.microsoft.com/office/word/2010/wordprocessingCanvas" xmlns:cx="http://schemas.microsoft.com/office/drawing/2014/chartex" xmlns:cx1="http://schemas.microsoft.com/office/drawing/2015/9/8/chartex" xmlns:cx2="http://schemas.microsoft.com/office/drawing/2015/10/21/chartex" xmlns:cx3="http://schemas.microsoft.com/office/drawing/2016/5/9/chartex" xmlns:cx4="http://schemas.microsoft.com/office/drawing/2016/5/10/chartex" xmlns:cx5="http://schemas.microsoft.com/office/drawing/2016/5/11/chartex" xmlns:cx6="http://schemas.microsoft.com/office/drawing/2016/5/12/chartex" xmlns:cx7="http://schemas.microsoft.com/office/drawing/2016/5/13/chartex" xmlns:cx8="http://schemas.microsoft.com/office/drawing/2016/5/14/chartex" xmlns:mc="http://schemas.openxmlformats.org/markup-compatibility/2006" xmlns:aink="http://schemas.microsoft.com/office/drawing/2016/ink" xmlns:am3d="http://schemas.microsoft.com/office/drawing/2017/model3d" xmlns:o="urn:schemas-microsoft-com:office:office" xmlns:oel="http://schemas.microsoft.com/office/2019/extlst" xmlns:r="http://schemas.openxmlformats.org/officeDocument/2006/relationships" xmlns:m="http://schemas.openxmlformats.org/officeDocument/2006/math" xmlns:v="urn:schemas-microsoft-com:vml" xmlns:wp14="http://schemas.microsoft.com/office/word/2010/wordprocessingDrawing" xmlns:wp="http://schemas.openxmlformats.org/drawingml/2006/wordprocessingDrawing" xmlns:w10="urn:schemas-microsoft-com:office:word" xmlns:w="http://schemas.openxmlformats.org/wordprocessingml/2006/main" xmlns:w14="http://schemas.microsoft.com/office/word/2010/wordml" xmlns:w15="http://schemas.microsoft.com/office/word/2012/wordml" xmlns:w16cex="http://schemas.microsoft.com/office/word/2018/wordml/cex" xmlns:w16cid="http://schemas.microsoft.com/office/word/2016/wordml/cid" xmlns:w16="http://schemas.microsoft.com/office/word/2018/wordml" xmlns:w16du="http://schemas.microsoft.com/office/word/2023/wordml/word16du" xmlns:w16sdtdh="http://schemas.microsoft.com/office/word/2020/wordml/sdtdatahash" xmlns:w16sdtfl="http://schemas.microsoft.com/office/word/2024/wordml/sdtformatlock" xmlns:w16se="http://schemas.microsoft.com/office/word/2015/wordml/symex" xmlns:wpg="http://schemas.microsoft.com/office/word/2010/wordprocessingGroup" xmlns:wpi="http://schemas.microsoft.com/office/word/2010/wordprocessingInk" xmlns:wne="http://schemas.microsoft.com/office/word/2006/wordml" xmlns:wps="http://schemas.microsoft.com/office/word/2010/wordprocessingShape" mc:Ignorable="w14 w15 w16se w16cid w16 w16cex w16sdtdh w16sdtfl w16du wp14">
-  <w16cid:commentId w16cid:paraId="660C3008" w16cid:durableId="5E21962B"/>
-  <w16cid:commentId w16cid:paraId="4E0064F2" w16cid:durableId="4203DA4E"/>
-  <w16cid:commentId w16cid:paraId="14C97614" w16cid:durableId="217F8712"/>
-  <w16cid:commentId w16cid:paraId="1B4BF29D" w16cid:durableId="15FDE724"/>
-  <w16cid:commentId w16cid:paraId="0B5ABF10" w16cid:durableId="2E608D3F"/>
-  <w16cid:commentId w16cid:paraId="351C5247" w16cid:durableId="76609341"/>
-  <w16cid:commentId w16cid:paraId="1B142231" w16cid:durableId="2E0D59E7"/>
-  <w16cid:commentId w16cid:paraId="12DD232F" w16cid:durableId="3ACE0505"/>
-  <w16cid:commentId w16cid:paraId="31A6ACBE" w16cid:durableId="3F39003C"/>
-  <w16cid:commentId w16cid:paraId="67A34554" w16cid:durableId="2CADDBC2"/>
-  <w16cid:commentId w16cid:paraId="3A1980E9" w16cid:durableId="71CDDA25"/>
-  <w16cid:commentId w16cid:paraId="260EFC75" w16cid:durableId="24A68BEE"/>
-  <w16cid:commentId w16cid:paraId="36D0C529" w16cid:durableId="252F1E42"/>
-  <w16cid:commentId w16cid:paraId="274DB17A" w16cid:durableId="097922D0"/>
-  <w16cid:commentId w16cid:paraId="2BD1A544" w16cid:durableId="4FDC037D"/>
-  <w16cid:commentId w16cid:paraId="1D885CEA" w16cid:durableId="60F09170"/>
-  <w16cid:commentId w16cid:paraId="6308056F" w16cid:durableId="28559C3E"/>
-  <w16cid:commentId w16cid:paraId="58440A38" w16cid:durableId="0DFF5D15"/>
-</w16cid:commentsIds>
 </file>
 
 <file path=word/endnotes.xml><?xml version="1.0" encoding="utf-8"?>
@@ -8442,17 +7994,6 @@
     <w:abstractNumId w:val="0"/>
   </w:num>
 </w:numbering>
-</file>
-
-<file path=word/people.xml><?xml version="1.0" encoding="utf-8"?>
-<w15:people xmlns:wpc="http://schemas.microsoft.com/office/word/2010/wordprocessingCanvas" xmlns:cx="http://schemas.microsoft.com/office/drawing/2014/chartex" xmlns:cx1="http://schemas.microsoft.com/office/drawing/2015/9/8/chartex" xmlns:cx2="http://schemas.microsoft.com/office/drawing/2015/10/21/chartex" xmlns:cx3="http://schemas.microsoft.com/office/drawing/2016/5/9/chartex" xmlns:cx4="http://schemas.microsoft.com/office/drawing/2016/5/10/chartex" xmlns:cx5="http://schemas.microsoft.com/office/drawing/2016/5/11/chartex" xmlns:cx6="http://schemas.microsoft.com/office/drawing/2016/5/12/chartex" xmlns:cx7="http://schemas.microsoft.com/office/drawing/2016/5/13/chartex" xmlns:cx8="http://schemas.microsoft.com/office/drawing/2016/5/14/chartex" xmlns:mc="http://schemas.openxmlformats.org/markup-compatibility/2006" xmlns:aink="http://schemas.microsoft.com/office/drawing/2016/ink" xmlns:am3d="http://schemas.microsoft.com/office/drawing/2017/model3d" xmlns:o="urn:schemas-microsoft-com:office:office" xmlns:oel="http://schemas.microsoft.com/office/2019/extlst" xmlns:r="http://schemas.openxmlformats.org/officeDocument/2006/relationships" xmlns:m="http://schemas.openxmlformats.org/officeDocument/2006/math" xmlns:v="urn:schemas-microsoft-com:vml" xmlns:wp14="http://schemas.microsoft.com/office/word/2010/wordprocessingDrawing" xmlns:wp="http://schemas.openxmlformats.org/drawingml/2006/wordprocessingDrawing" xmlns:w10="urn:schemas-microsoft-com:office:word" xmlns:w="http://schemas.openxmlformats.org/wordprocessingml/2006/main" xmlns:w14="http://schemas.microsoft.com/office/word/2010/wordml" xmlns:w15="http://schemas.microsoft.com/office/word/2012/wordml" xmlns:w16cex="http://schemas.microsoft.com/office/word/2018/wordml/cex" xmlns:w16cid="http://schemas.microsoft.com/office/word/2016/wordml/cid" xmlns:w16="http://schemas.microsoft.com/office/word/2018/wordml" xmlns:w16du="http://schemas.microsoft.com/office/word/2023/wordml/word16du" xmlns:w16sdtdh="http://schemas.microsoft.com/office/word/2020/wordml/sdtdatahash" xmlns:w16sdtfl="http://schemas.microsoft.com/office/word/2024/wordml/sdtformatlock" xmlns:w16se="http://schemas.microsoft.com/office/word/2015/wordml/symex" xmlns:wpg="http://schemas.microsoft.com/office/word/2010/wordprocessingGroup" xmlns:wpi="http://schemas.microsoft.com/office/word/2010/wordprocessingInk" xmlns:wne="http://schemas.microsoft.com/office/word/2006/wordml" xmlns:wps="http://schemas.microsoft.com/office/word/2010/wordprocessingShape" mc:Ignorable="w14 w15 w16se w16cid w16 w16cex w16sdtdh w16sdtfl w16du wp14">
-  <w15:person w15:author="Kalentyev Alexey">
-    <w15:presenceInfo w15:providerId="Windows Live" w15:userId="da819b8650d7d997"/>
-  </w15:person>
-  <w15:person w15:author="Ануар">
-    <w15:presenceInfo w15:providerId="None" w15:userId="Ануар"/>
-  </w15:person>
-</w15:people>
 </file>
 
 <file path=word/styles.xml><?xml version="1.0" encoding="utf-8"?>
